--- a/IDEA.docx
+++ b/IDEA.docx
@@ -483,23 +483,7 @@
           <w:b/>
           <w:bCs/>
         </w:rPr>
-        <w:t xml:space="preserve">La falta de un sistema único que </w:t>
-      </w:r>
-      <w:proofErr w:type="gramStart"/>
-      <w:r>
-        <w:rPr>
-          <w:b/>
-          <w:bCs/>
-        </w:rPr>
-        <w:t>centralice,</w:t>
-      </w:r>
-      <w:proofErr w:type="gramEnd"/>
-      <w:r>
-        <w:rPr>
-          <w:b/>
-          <w:bCs/>
-        </w:rPr>
-        <w:t xml:space="preserve"> automatice y controle todas las operaciones del hotel en tiempo real.</w:t>
+        <w:t>La falta de un sistema único que centralice, automatice y controle todas las operaciones del hotel en tiempo real.</w:t>
       </w:r>
     </w:p>
     <w:p>
@@ -2688,6 +2672,56 @@
           <w:bCs/>
         </w:rPr>
         <w:t>SIGHO+ es un sistema web integral que centraliza, automatiza y controla todas las operaciones de un hotel o apartahotel en tiempo real, desde la reserva online hasta la facturación y contabilidad, inspirado en OPERA y ZEUS, orientado al cliente y a la eficiencia operativa.</w:t>
+      </w:r>
+    </w:p>
+    <w:p/>
+    <w:p/>
+    <w:p/>
+    <w:p/>
+    <w:p/>
+    <w:p>
+      <w:proofErr w:type="spellStart"/>
+      <w:r>
+        <w:t>Codigos</w:t>
+      </w:r>
+      <w:proofErr w:type="spellEnd"/>
+      <w:r>
+        <w:t xml:space="preserve"> </w:t>
+      </w:r>
+      <w:proofErr w:type="spellStart"/>
+      <w:r>
+        <w:t>sql</w:t>
+      </w:r>
+      <w:proofErr w:type="spellEnd"/>
+      <w:r>
+        <w:t>:</w:t>
+      </w:r>
+    </w:p>
+    <w:p/>
+    <w:p>
+      <w:r>
+        <w:t xml:space="preserve">DELETE FROM </w:t>
+      </w:r>
+      <w:proofErr w:type="spellStart"/>
+      <w:r>
+        <w:t>nombre_tabla</w:t>
+      </w:r>
+      <w:proofErr w:type="spellEnd"/>
+      <w:r>
+        <w:t>;</w:t>
+      </w:r>
+    </w:p>
+    <w:p>
+      <w:r>
+        <w:t xml:space="preserve">ALTER TABLE </w:t>
+      </w:r>
+      <w:proofErr w:type="spellStart"/>
+      <w:r>
+        <w:t>check_in</w:t>
+      </w:r>
+      <w:proofErr w:type="spellEnd"/>
+      <w:r>
+        <w:t xml:space="preserve"> AUTO_INCREMENT = 1;</w:t>
       </w:r>
     </w:p>
     <w:p/>
